--- a/Volume 1/Chapter 02 - Language Fundamentals/SPA_Vol1_Ch2_Lesson2_5_Loops.docx
+++ b/Volume 1/Chapter 02 - Language Fundamentals/SPA_Vol1_Ch2_Lesson2_5_Loops.docx
@@ -1168,7 +1168,7 @@
         <w:keepNext/>
       </w:pPr>
       <w:r>
-        <w:t>Save each source and supporting file from this lesson into the matching path in the project layout. As in Chapter 1, notepad .\c\basic_loops.c creates and opens one: choose Yes, type the file, save it with Ctrl+S, and close Notepad. Then install the TypeScript compiler for this project.</w:t>
+        <w:t>Next, let the tools create each project's settings file. Remember, -o names the project folder; you replace the starter Program.cs with this lesson's code in the C# section. Remember, go.mod makes the folder a module; its go line shows the Go version you have installed.</w:t>
       </w:r>
     </w:p>
     <w:p>
@@ -1179,9 +1179,307 @@
     <w:p>
       <w:pPr>
         <w:pStyle w:val="CommandBlock"/>
-      </w:pPr>
-      <w:r>
-        <w:t>npm --prefix .\typescript install --ignore-scripts --no-audit --no-fund</w:t>
+        <w:keepNext/>
+      </w:pPr>
+      <w:r>
+        <w:t>dotnet new console -o .\csharp\BasicLoops</w:t>
+      </w:r>
+    </w:p>
+    <w:p>
+      <w:pPr>
+        <w:pStyle w:val="CommandBlock"/>
+        <w:keepNext/>
+      </w:pPr>
+      <w:r>
+        <w:t>dotnet new console -o .\csharp\LoopControl</w:t>
+      </w:r>
+    </w:p>
+    <w:p>
+      <w:pPr>
+        <w:pStyle w:val="CommandBlock"/>
+        <w:keepNext/>
+      </w:pPr>
+      <w:r>
+        <w:t>dotnet new console -o .\csharp\Loops</w:t>
+      </w:r>
+    </w:p>
+    <w:p>
+      <w:pPr>
+        <w:pStyle w:val="CommandBlock"/>
+      </w:pPr>
+      <w:r>
+        <w:t>go -C .\go mod init example.com/loops</w:t>
+      </w:r>
+    </w:p>
+    <w:p>
+      <w:pPr>
+        <w:keepNext/>
+      </w:pPr>
+    </w:p>
+    <w:p>
+      <w:pPr>
+        <w:keepNext/>
+      </w:pPr>
+      <w:r>
+        <w:t>Then make the TypeScript project's package.json. Remember, npm init -y, npm pkg, then npm install, inside .\typescript: Push-Location moves into it and Pop-Location moves back to lesson-2.5.</w:t>
+      </w:r>
+    </w:p>
+    <w:p>
+      <w:pPr>
+        <w:keepNext/>
+      </w:pPr>
+    </w:p>
+    <w:p>
+      <w:pPr>
+        <w:pStyle w:val="CommandBlock"/>
+        <w:keepNext/>
+      </w:pPr>
+      <w:r>
+        <w:t>Push-Location .\typescript</w:t>
+      </w:r>
+    </w:p>
+    <w:p>
+      <w:pPr>
+        <w:pStyle w:val="CommandBlock"/>
+        <w:keepNext/>
+      </w:pPr>
+      <w:r>
+        <w:t>npm init -y</w:t>
+      </w:r>
+    </w:p>
+    <w:p>
+      <w:pPr>
+        <w:pStyle w:val="CommandBlock"/>
+        <w:keepNext/>
+      </w:pPr>
+      <w:r>
+        <w:t>npm pkg set name=loops-typescript type=module</w:t>
+      </w:r>
+    </w:p>
+    <w:p>
+      <w:pPr>
+        <w:pStyle w:val="CommandBlock"/>
+        <w:keepNext/>
+      </w:pPr>
+      <w:r>
+        <w:t>npm pkg set private=true --json</w:t>
+      </w:r>
+    </w:p>
+    <w:p>
+      <w:pPr>
+        <w:pStyle w:val="CommandBlock"/>
+        <w:keepNext/>
+      </w:pPr>
+      <w:r>
+        <w:t>npm pkg set "scripts.check=tsc --noEmit" "scripts.build=tsc --noEmitOnError"</w:t>
+      </w:r>
+    </w:p>
+    <w:p>
+      <w:pPr>
+        <w:pStyle w:val="CommandBlock"/>
+        <w:keepNext/>
+      </w:pPr>
+      <w:r>
+        <w:t>npm pkg delete version description main keywords author license scripts.test</w:t>
+      </w:r>
+    </w:p>
+    <w:p>
+      <w:pPr>
+        <w:pStyle w:val="CommandBlock"/>
+        <w:keepNext/>
+      </w:pPr>
+      <w:r>
+        <w:t>npm install --save-dev --save-exact typescript@7.0.2 @types/node@24.13.5 `</w:t>
+      </w:r>
+    </w:p>
+    <w:p>
+      <w:pPr>
+        <w:pStyle w:val="CommandBlock"/>
+        <w:keepNext/>
+      </w:pPr>
+      <w:r>
+        <w:t xml:space="preserve">    --ignore-scripts --no-audit --no-fund</w:t>
+      </w:r>
+    </w:p>
+    <w:p>
+      <w:pPr>
+        <w:pStyle w:val="CommandBlock"/>
+      </w:pPr>
+      <w:r>
+        <w:t>Pop-Location</w:t>
+      </w:r>
+    </w:p>
+    <w:p>
+      <w:pPr>
+        <w:keepNext/>
+      </w:pPr>
+    </w:p>
+    <w:p>
+      <w:r>
+        <w:t>Then type the TypeScript compiler settings. As in Chapter 1, notepad .\typescript\tsconfig.json creates and opens the file: choose Yes, type the file, save it with Ctrl+S, and close Notepad.</w:t>
+      </w:r>
+    </w:p>
+    <w:p>
+      <w:pPr>
+        <w:keepNext/>
+      </w:pPr>
+    </w:p>
+    <w:p>
+      <w:pPr>
+        <w:pStyle w:val="Heading3"/>
+      </w:pPr>
+      <w:r>
+        <w:t>typescript/tsconfig.json</w:t>
+      </w:r>
+    </w:p>
+    <w:p>
+      <w:pPr>
+        <w:pStyle w:val="SourceCode"/>
+        <w:keepNext/>
+      </w:pPr>
+      <w:r>
+        <w:t>{</w:t>
+      </w:r>
+    </w:p>
+    <w:p>
+      <w:pPr>
+        <w:pStyle w:val="SourceCode"/>
+        <w:keepNext/>
+      </w:pPr>
+      <w:r>
+        <w:t xml:space="preserve">  "compilerOptions": {</w:t>
+      </w:r>
+    </w:p>
+    <w:p>
+      <w:pPr>
+        <w:pStyle w:val="SourceCode"/>
+      </w:pPr>
+      <w:r>
+        <w:t xml:space="preserve">    "target": "ES2022",</w:t>
+      </w:r>
+    </w:p>
+    <w:p>
+      <w:pPr>
+        <w:pStyle w:val="SourceCode"/>
+      </w:pPr>
+      <w:r>
+        <w:t xml:space="preserve">    "module": "NodeNext",</w:t>
+      </w:r>
+    </w:p>
+    <w:p>
+      <w:pPr>
+        <w:pStyle w:val="SourceCode"/>
+      </w:pPr>
+      <w:r>
+        <w:t xml:space="preserve">    "moduleResolution": "NodeNext",</w:t>
+      </w:r>
+    </w:p>
+    <w:p>
+      <w:pPr>
+        <w:pStyle w:val="SourceCode"/>
+      </w:pPr>
+      <w:r>
+        <w:t xml:space="preserve">    "rootDir": "src",</w:t>
+      </w:r>
+    </w:p>
+    <w:p>
+      <w:pPr>
+        <w:pStyle w:val="SourceCode"/>
+      </w:pPr>
+      <w:r>
+        <w:t xml:space="preserve">    "outDir": "dist",</w:t>
+      </w:r>
+    </w:p>
+    <w:p>
+      <w:pPr>
+        <w:pStyle w:val="SourceCode"/>
+      </w:pPr>
+      <w:r>
+        <w:t xml:space="preserve">    "strict": true,</w:t>
+      </w:r>
+    </w:p>
+    <w:p>
+      <w:pPr>
+        <w:pStyle w:val="SourceCode"/>
+      </w:pPr>
+      <w:r>
+        <w:t xml:space="preserve">    "types": [</w:t>
+      </w:r>
+    </w:p>
+    <w:p>
+      <w:pPr>
+        <w:pStyle w:val="SourceCode"/>
+      </w:pPr>
+      <w:r>
+        <w:t xml:space="preserve">      "node"</w:t>
+      </w:r>
+    </w:p>
+    <w:p>
+      <w:pPr>
+        <w:pStyle w:val="SourceCode"/>
+      </w:pPr>
+      <w:r>
+        <w:t xml:space="preserve">    ],</w:t>
+      </w:r>
+    </w:p>
+    <w:p>
+      <w:pPr>
+        <w:pStyle w:val="SourceCode"/>
+      </w:pPr>
+      <w:r>
+        <w:t xml:space="preserve">    "moduleDetection": "force"</w:t>
+      </w:r>
+    </w:p>
+    <w:p>
+      <w:pPr>
+        <w:pStyle w:val="SourceCode"/>
+      </w:pPr>
+      <w:r>
+        <w:t xml:space="preserve">  },</w:t>
+      </w:r>
+    </w:p>
+    <w:p>
+      <w:pPr>
+        <w:pStyle w:val="SourceCode"/>
+      </w:pPr>
+      <w:r>
+        <w:t xml:space="preserve">  "include": [</w:t>
+      </w:r>
+    </w:p>
+    <w:p>
+      <w:pPr>
+        <w:pStyle w:val="SourceCode"/>
+        <w:keepNext/>
+      </w:pPr>
+      <w:r>
+        <w:t xml:space="preserve">    "src/**/*.ts"</w:t>
+      </w:r>
+    </w:p>
+    <w:p>
+      <w:pPr>
+        <w:pStyle w:val="SourceCode"/>
+        <w:keepNext/>
+      </w:pPr>
+      <w:r>
+        <w:t xml:space="preserve">  ]</w:t>
+      </w:r>
+    </w:p>
+    <w:p>
+      <w:pPr>
+        <w:pStyle w:val="SourceCode"/>
+      </w:pPr>
+      <w:r>
+        <w:t>}</w:t>
+      </w:r>
+    </w:p>
+    <w:p>
+      <w:pPr>
+        <w:keepNext/>
+      </w:pPr>
+    </w:p>
+    <w:p>
+      <w:r>
+        <w:t>You save each source file in its language's section below, as each is shown, the same way.</w:t>
       </w:r>
     </w:p>
     <w:p>
@@ -1251,7 +1549,7 @@
         <w:keepNext/>
       </w:pPr>
       <w:r>
-        <w:t>Save each source and supporting file from this lesson into the matching path in the project layout. As in Chapter 1, nano ./c/basic_loops.c creates and opens one: type the file, then save and close it with Ctrl+O, Enter, then Ctrl+X. Then install the TypeScript compiler for this project.</w:t>
+        <w:t>Then create the C#, Go, and TypeScript project files with the same commands as on Windows; cd moves into ./typescript for the npm lines, and cd .. moves back.</w:t>
       </w:r>
     </w:p>
     <w:p>
@@ -1262,9 +1560,127 @@
     <w:p>
       <w:pPr>
         <w:pStyle w:val="CommandBlock"/>
-      </w:pPr>
-      <w:r>
-        <w:t>npm --prefix ./typescript install --ignore-scripts --no-audit --no-fund</w:t>
+        <w:keepNext/>
+      </w:pPr>
+      <w:r>
+        <w:t>dotnet new console -o ./csharp/BasicLoops</w:t>
+      </w:r>
+    </w:p>
+    <w:p>
+      <w:pPr>
+        <w:pStyle w:val="CommandBlock"/>
+        <w:keepNext/>
+      </w:pPr>
+      <w:r>
+        <w:t>dotnet new console -o ./csharp/LoopControl</w:t>
+      </w:r>
+    </w:p>
+    <w:p>
+      <w:pPr>
+        <w:pStyle w:val="CommandBlock"/>
+        <w:keepNext/>
+      </w:pPr>
+      <w:r>
+        <w:t>dotnet new console -o ./csharp/Loops</w:t>
+      </w:r>
+    </w:p>
+    <w:p>
+      <w:pPr>
+        <w:pStyle w:val="CommandBlock"/>
+        <w:keepNext/>
+      </w:pPr>
+      <w:r>
+        <w:t>go -C ./go mod init example.com/loops</w:t>
+      </w:r>
+    </w:p>
+    <w:p>
+      <w:pPr>
+        <w:pStyle w:val="CommandBlock"/>
+        <w:keepNext/>
+      </w:pPr>
+      <w:r>
+        <w:t>cd ./typescript</w:t>
+      </w:r>
+    </w:p>
+    <w:p>
+      <w:pPr>
+        <w:pStyle w:val="CommandBlock"/>
+        <w:keepNext/>
+      </w:pPr>
+      <w:r>
+        <w:t>npm init -y</w:t>
+      </w:r>
+    </w:p>
+    <w:p>
+      <w:pPr>
+        <w:pStyle w:val="CommandBlock"/>
+        <w:keepNext/>
+      </w:pPr>
+      <w:r>
+        <w:t>npm pkg set name=loops-typescript type=module</w:t>
+      </w:r>
+    </w:p>
+    <w:p>
+      <w:pPr>
+        <w:pStyle w:val="CommandBlock"/>
+        <w:keepNext/>
+      </w:pPr>
+      <w:r>
+        <w:t>npm pkg set private=true --json</w:t>
+      </w:r>
+    </w:p>
+    <w:p>
+      <w:pPr>
+        <w:pStyle w:val="CommandBlock"/>
+        <w:keepNext/>
+      </w:pPr>
+      <w:r>
+        <w:t>npm pkg set "scripts.check=tsc --noEmit" "scripts.build=tsc --noEmitOnError"</w:t>
+      </w:r>
+    </w:p>
+    <w:p>
+      <w:pPr>
+        <w:pStyle w:val="CommandBlock"/>
+        <w:keepNext/>
+      </w:pPr>
+      <w:r>
+        <w:t>npm pkg delete version description main keywords author license scripts.test</w:t>
+      </w:r>
+    </w:p>
+    <w:p>
+      <w:pPr>
+        <w:pStyle w:val="CommandBlock"/>
+        <w:keepNext/>
+      </w:pPr>
+      <w:r>
+        <w:t>npm install --save-dev --save-exact typescript@7.0.2 @types/node@24.13.5 \</w:t>
+      </w:r>
+    </w:p>
+    <w:p>
+      <w:pPr>
+        <w:pStyle w:val="CommandBlock"/>
+        <w:keepNext/>
+      </w:pPr>
+      <w:r>
+        <w:t xml:space="preserve">    --ignore-scripts --no-audit --no-fund</w:t>
+      </w:r>
+    </w:p>
+    <w:p>
+      <w:pPr>
+        <w:pStyle w:val="CommandBlock"/>
+      </w:pPr>
+      <w:r>
+        <w:t>cd ..</w:t>
+      </w:r>
+    </w:p>
+    <w:p>
+      <w:pPr>
+        <w:keepNext/>
+      </w:pPr>
+    </w:p>
+    <w:p>
+      <w:r>
+        <w:t>Type typescript/tsconfig.json exactly as shown in the Windows setup. You save each source file in its language's section below, as each is shown. As in Chapter 1, nano ./c/basic_loops.c creates and opens one: type the file, then save and close it with Ctrl+O, Enter, then Ctrl+X.</w:t>
       </w:r>
     </w:p>
     <w:p>
@@ -21214,6 +21630,11 @@
       </w:r>
     </w:p>
     <w:p>
+      <w:r>
+        <w:t>These are the files the setup commands wrote, shown here so you can check yours. Your go line shows your own Go version, and the blank lines and the order of the package.json fields may differ.</w:t>
+      </w:r>
+    </w:p>
+    <w:p>
       <w:pPr>
         <w:keepNext/>
       </w:pPr>
@@ -21637,164 +22058,6 @@
       </w:pPr>
       <w:r>
         <w:t xml:space="preserve">  }</w:t>
-      </w:r>
-    </w:p>
-    <w:p>
-      <w:pPr>
-        <w:pStyle w:val="SourceCode"/>
-      </w:pPr>
-      <w:r>
-        <w:t>}</w:t>
-      </w:r>
-    </w:p>
-    <w:p>
-      <w:pPr>
-        <w:keepNext/>
-      </w:pPr>
-    </w:p>
-    <w:p>
-      <w:pPr>
-        <w:keepNext/>
-      </w:pPr>
-    </w:p>
-    <w:p>
-      <w:pPr>
-        <w:pStyle w:val="Heading2"/>
-      </w:pPr>
-      <w:r>
-        <w:t>typescript/tsconfig.json</w:t>
-      </w:r>
-    </w:p>
-    <w:p>
-      <w:pPr>
-        <w:pStyle w:val="SourceCode"/>
-        <w:keepNext/>
-      </w:pPr>
-      <w:r>
-        <w:t>{</w:t>
-      </w:r>
-    </w:p>
-    <w:p>
-      <w:pPr>
-        <w:pStyle w:val="SourceCode"/>
-        <w:keepNext/>
-      </w:pPr>
-      <w:r>
-        <w:t xml:space="preserve">  "compilerOptions": {</w:t>
-      </w:r>
-    </w:p>
-    <w:p>
-      <w:pPr>
-        <w:pStyle w:val="SourceCode"/>
-      </w:pPr>
-      <w:r>
-        <w:t xml:space="preserve">    "target": "ES2022",</w:t>
-      </w:r>
-    </w:p>
-    <w:p>
-      <w:pPr>
-        <w:pStyle w:val="SourceCode"/>
-      </w:pPr>
-      <w:r>
-        <w:t xml:space="preserve">    "module": "NodeNext",</w:t>
-      </w:r>
-    </w:p>
-    <w:p>
-      <w:pPr>
-        <w:pStyle w:val="SourceCode"/>
-      </w:pPr>
-      <w:r>
-        <w:t xml:space="preserve">    "moduleResolution": "NodeNext",</w:t>
-      </w:r>
-    </w:p>
-    <w:p>
-      <w:pPr>
-        <w:pStyle w:val="SourceCode"/>
-      </w:pPr>
-      <w:r>
-        <w:t xml:space="preserve">    "rootDir": "src",</w:t>
-      </w:r>
-    </w:p>
-    <w:p>
-      <w:pPr>
-        <w:pStyle w:val="SourceCode"/>
-      </w:pPr>
-      <w:r>
-        <w:t xml:space="preserve">    "outDir": "dist",</w:t>
-      </w:r>
-    </w:p>
-    <w:p>
-      <w:pPr>
-        <w:pStyle w:val="SourceCode"/>
-      </w:pPr>
-      <w:r>
-        <w:t xml:space="preserve">    "strict": true,</w:t>
-      </w:r>
-    </w:p>
-    <w:p>
-      <w:pPr>
-        <w:pStyle w:val="SourceCode"/>
-      </w:pPr>
-      <w:r>
-        <w:t xml:space="preserve">    "types": [</w:t>
-      </w:r>
-    </w:p>
-    <w:p>
-      <w:pPr>
-        <w:pStyle w:val="SourceCode"/>
-      </w:pPr>
-      <w:r>
-        <w:t xml:space="preserve">      "node"</w:t>
-      </w:r>
-    </w:p>
-    <w:p>
-      <w:pPr>
-        <w:pStyle w:val="SourceCode"/>
-      </w:pPr>
-      <w:r>
-        <w:t xml:space="preserve">    ],</w:t>
-      </w:r>
-    </w:p>
-    <w:p>
-      <w:pPr>
-        <w:pStyle w:val="SourceCode"/>
-      </w:pPr>
-      <w:r>
-        <w:t xml:space="preserve">    "moduleDetection": "force"</w:t>
-      </w:r>
-    </w:p>
-    <w:p>
-      <w:pPr>
-        <w:pStyle w:val="SourceCode"/>
-      </w:pPr>
-      <w:r>
-        <w:t xml:space="preserve">  },</w:t>
-      </w:r>
-    </w:p>
-    <w:p>
-      <w:pPr>
-        <w:pStyle w:val="SourceCode"/>
-      </w:pPr>
-      <w:r>
-        <w:t xml:space="preserve">  "include": [</w:t>
-      </w:r>
-    </w:p>
-    <w:p>
-      <w:pPr>
-        <w:pStyle w:val="SourceCode"/>
-        <w:keepNext/>
-      </w:pPr>
-      <w:r>
-        <w:t xml:space="preserve">    "src/**/*.ts"</w:t>
-      </w:r>
-    </w:p>
-    <w:p>
-      <w:pPr>
-        <w:pStyle w:val="SourceCode"/>
-        <w:keepNext/>
-      </w:pPr>
-      <w:r>
-        <w:t xml:space="preserve">  ]</w:t>
       </w:r>
     </w:p>
     <w:p>
@@ -23285,31 +23548,31 @@
       </w:rPr>
     </w:lvl>
   </w:abstractNum>
-  <w:num w:numId="1" w16cid:durableId="1832912548">
+  <w:num w:numId="1" w16cid:durableId="149296929">
     <w:abstractNumId w:val="8"/>
   </w:num>
-  <w:num w:numId="2" w16cid:durableId="1088500576">
+  <w:num w:numId="2" w16cid:durableId="346366473">
     <w:abstractNumId w:val="6"/>
   </w:num>
-  <w:num w:numId="3" w16cid:durableId="1505242651">
+  <w:num w:numId="3" w16cid:durableId="1969508681">
     <w:abstractNumId w:val="5"/>
   </w:num>
-  <w:num w:numId="4" w16cid:durableId="1162814798">
+  <w:num w:numId="4" w16cid:durableId="1893497306">
     <w:abstractNumId w:val="4"/>
   </w:num>
-  <w:num w:numId="5" w16cid:durableId="1031806661">
+  <w:num w:numId="5" w16cid:durableId="997272590">
     <w:abstractNumId w:val="7"/>
   </w:num>
-  <w:num w:numId="6" w16cid:durableId="67268347">
+  <w:num w:numId="6" w16cid:durableId="1562860113">
     <w:abstractNumId w:val="3"/>
   </w:num>
-  <w:num w:numId="7" w16cid:durableId="1296184710">
+  <w:num w:numId="7" w16cid:durableId="493883639">
     <w:abstractNumId w:val="2"/>
   </w:num>
-  <w:num w:numId="8" w16cid:durableId="1298996293">
+  <w:num w:numId="8" w16cid:durableId="226720605">
     <w:abstractNumId w:val="1"/>
   </w:num>
-  <w:num w:numId="9" w16cid:durableId="1778863377">
+  <w:num w:numId="9" w16cid:durableId="1437170699">
     <w:abstractNumId w:val="0"/>
   </w:num>
 </w:numbering>

--- a/Volume 1/Chapter 02 - Language Fundamentals/SPA_Vol1_Ch2_Lesson2_5_Loops.docx
+++ b/Volume 1/Chapter 02 - Language Fundamentals/SPA_Vol1_Ch2_Lesson2_5_Loops.docx
@@ -713,10 +713,7 @@
         <w:pStyle w:val="ListBullet"/>
       </w:pPr>
       <w:r>
-        <w:t>A second Basic program, Loop Control, demonstrates loop control on the same list: a search that prints each server it looks at and uses break to stop at web-02; a loop that uses continue to skip the disabled web-02 and keeps the last server checked in a variable created above the loop (block scope); a while loop and a do/while loop with 0 checks pending, which run 0 times and 1 time (Go and Python, which have no do/while, repeat until a break tested at the end of the block); and a nested loop that checks ev</w:t>
-      </w:r>
-      <w:r>
-        <w:t>ery server on ports 22 and 443.</w:t>
+        <w:t>A second Basic program, Loop Control, demonstrates loop control on the same list: a search that prints each server it looks at and uses break to stop at web-02; a loop that uses continue to skip the disabled web-02 and keeps the last server checked in a variable created above the loop (block scope); a while loop and a do/while loop with 0 checks pending, which run 0 times and 1 time (Go and Python, which have no do/while, repeat until a break tested at the end of the block); and a nested loop that checks every server on ports 22 and 443.</w:t>
       </w:r>
     </w:p>
     <w:p>
@@ -4242,10 +4239,7 @@
     </w:p>
     <w:p>
       <w:r>
-        <w:t>The production-minded version runs the same loops and prints the same loop report. It steps its counters the same way, and it leaves out the Step Operators demonstration and the loop-control program, which exist only to show how those operators and statements behave. It adds the habits that matter for loops: every number a loop tests is a named constant, so a condition reads as words, such as total capacity less than required capacity, and a plan changes in one place. A comment above the while loop states w</w:t>
-      </w:r>
-      <w:r>
-        <w:t>here it stops and why it always ends.</w:t>
+        <w:t>The production-minded version runs the same loops and prints the same loop report. It steps its counters the same way, and it leaves out the Step Operators demonstration and the loop-control program, which exist only to show how those operators and statements behave. It adds the habits that matter for loops: every number a loop tests is a named constant, so a condition reads as words, such as total capacity less than required capacity, and a plan changes in one place. A comment above the while loop states where it stops and why it always ends.</w:t>
       </w:r>
     </w:p>
     <w:p>
@@ -7547,10 +7541,7 @@
     </w:p>
     <w:p>
       <w:r>
-        <w:t>The production-minded version runs the same loops and prints the same loop report. It steps its counters the same way, and it leaves out the Step Operators demonstration and the loop-control program, which exist only to show how those operators and statements behave. It adds the habits that matter for loops: every number a loop tests is a named constant, so a condition reads as words, such as total capacity less than required capacity, and a plan changes in one place. A comment above the while loop states w</w:t>
-      </w:r>
-      <w:r>
-        <w:t>here it stops and why it always ends.</w:t>
+        <w:t>The production-minded version runs the same loops and prints the same loop report. It steps its counters the same way, and it leaves out the Step Operators demonstration and the loop-control program, which exist only to show how those operators and statements behave. It adds the habits that matter for loops: every number a loop tests is a named constant, so a condition reads as words, such as total capacity less than required capacity, and a plan changes in one place. A comment above the while loop states where it stops and why it always ends.</w:t>
       </w:r>
     </w:p>
     <w:p>
@@ -11025,10 +11016,7 @@
     </w:p>
     <w:p>
       <w:r>
-        <w:t>The production-minded version runs the same loops and prints the same loop report. It steps its counters the same way, and it leaves out the Step Operators demonstration and the loop-control program, which exist only to show how those operators and statements behave. It adds the habits that matter for loops: every number a loop tests is a named constant, so a condition reads as words, such as total capacity less than required capacity, and a plan changes in one place. A comment above the while loop states w</w:t>
-      </w:r>
-      <w:r>
-        <w:t>here it stops and why it always ends.</w:t>
+        <w:t>The production-minded version runs the same loops and prints the same loop report. It steps its counters the same way, and it leaves out the Step Operators demonstration and the loop-control program, which exist only to show how those operators and statements behave. It adds the habits that matter for loops: every number a loop tests is a named constant, so a condition reads as words, such as total capacity less than required capacity, and a plan changes in one place. A comment above the while loop states where it stops and why it always ends.</w:t>
       </w:r>
     </w:p>
     <w:p>
@@ -14470,10 +14458,7 @@
     </w:p>
     <w:p>
       <w:r>
-        <w:t>The production-minded version runs the same loops and prints the same loop report. It steps its counters the same way, and it leaves out the Step Operators demonstration and the loop-control program, which exist only to show how those operators and statements behave. It adds the habits that matter for loops: every number a loop tests is a named constant, so a condition reads as words, such as total capacity less than required capacity, and a plan changes in one place. A comment above the while loop states w</w:t>
-      </w:r>
-      <w:r>
-        <w:t>here it stops and why it always ends.</w:t>
+        <w:t>The production-minded version runs the same loops and prints the same loop report. It steps its counters the same way, and it leaves out the Step Operators demonstration and the loop-control program, which exist only to show how those operators and statements behave. It adds the habits that matter for loops: every number a loop tests is a named constant, so a condition reads as words, such as total capacity less than required capacity, and a plan changes in one place. A comment above the while loop states where it stops and why it always ends.</w:t>
       </w:r>
     </w:p>
     <w:p>
@@ -17583,10 +17568,7 @@
     </w:p>
     <w:p>
       <w:r>
-        <w:t>The production-minded version runs the same loops and prints the same loop report. It steps its counters the same way, and it leaves out the Step Operators demonstration and the loop-control program, which exist only to show how those operators and statements behave. It adds the habits that matter for loops: every number a loop tests is a named constant, so a condition reads as words, such as total capacity less than required capacity, and a plan changes in one place. A comment above the while loop states w</w:t>
-      </w:r>
-      <w:r>
-        <w:t>here it stops and why it always ends.</w:t>
+        <w:t>The production-minded version runs the same loops and prints the same loop report. It steps its counters the same way, and it leaves out the Step Operators demonstration and the loop-control program, which exist only to show how those operators and statements behave. It adds the habits that matter for loops: every number a loop tests is a named constant, so a condition reads as words, such as total capacity less than required capacity, and a plan changes in one place. A comment above the while loop states where it stops and why it always ends.</w:t>
       </w:r>
     </w:p>
     <w:p>
@@ -20823,10 +20805,7 @@
     </w:p>
     <w:p>
       <w:r>
-        <w:t>The production-minded version runs the same loops and prints the same loop report. It steps its counters the same way, and it leaves out the Step Operators demonstration and the loop-control program, which exist only to show how those operators and statements behave. It adds the habits that matter for loops: every number a loop tests is a named constant, so a condition reads as words, such as total capacity less than required capacity, and a plan changes in one place. A comment above the while loop states w</w:t>
-      </w:r>
-      <w:r>
-        <w:t>here it stops and why it always ends.</w:t>
+        <w:t>The production-minded version runs the same loops and prints the same loop report. It steps its counters the same way, and it leaves out the Step Operators demonstration and the loop-control program, which exist only to show how those operators and statements behave. It adds the habits that matter for loops: every number a loop tests is a named constant, so a condition reads as words, such as total capacity less than required capacity, and a plan changes in one place. A comment above the while loop states where it stops and why it always ends.</w:t>
       </w:r>
     </w:p>
     <w:p>
@@ -22506,10 +22485,7 @@
     </w:p>
     <w:p>
       <w:r>
-        <w:t xml:space="preserve">These loops are the repeating parts of both Chapter 2 projects. The Command-Line Survey Application uses loops for repeated questions: its questions will sit in a list, and the Server Checks loop, a traversal with a counter, is the loop that asks them one at a time, numbering each and calling read_answer from Lesson 2.3 for the current question. The System Information Utility lists what it finds in the same numbered way, such as the network adapters of Lesson 2.16. The while loop's shape, repeating while a </w:t>
-      </w:r>
-      <w:r>
-        <w:t>condition stays true, and the do/while shape, asking once and then again while the answer is unusable, are how the survey will ask a question again until its answer can be used, once Lesson 2.11 can report a bad answer. A search that stops with break at the first match is how the projects find one item, such as one adapter by name, and continue is how they skip items that do not apply. Lesson 2.7 builds on the list itself: adding and removing items, and passing a list to a function.</w:t>
+        <w:t>These loops are the repeating parts of both Chapter 2 projects. The Command-Line Survey Application uses loops for repeated questions: its questions will sit in a list, and the Server Checks loop, a traversal with a counter, is the loop that asks them one at a time, numbering each and calling read_answer from Lesson 2.3 for the current question. The System Information Utility lists what it finds in the same numbered way, such as the network adapters of Lesson 2.16. The while loop's shape, repeating while a condition stays true, and the do/while shape, asking once and then again while the answer is unusable, are how the survey will ask a question again until its answer can be used, once Lesson 2.11 can report a bad answer. A search that stops with break at the first match is how the projects find one item, such as one adapter by name, and continue is how they skip items that do not apply. Lesson 2.7 builds on the list itself: adding and removing items, and passing a list to a function.</w:t>
       </w:r>
     </w:p>
     <w:p>
@@ -22938,10 +22914,7 @@
     </w:p>
     <w:p>
       <w:r>
-        <w:t>Last, practise break in the Loop Control program. Change its search to look for db-01 instead of web-02 in three places: the Search heading, the search loop's comparison, and its Found line; leave the skip loop's web-02 alone. Before you run it, predict which Looking at lines appear. The first five lines must now read Search for db-01, Looking at web-01, Looking at web-02, Looking at db-01, and Found db-01, so the search stops, and every other line stays the same. The loop looked at every server because the</w:t>
-      </w:r>
-      <w:r>
-        <w:t xml:space="preserve"> match came last, and break still ended it at the match. Change db-01 back to web-02 afterwards.</w:t>
+        <w:t>Last, practise break in the Loop Control program. Change its search to look for db-01 instead of web-02 in three places: the Search heading, the search loop's comparison, and its Found line; leave the skip loop's web-02 alone. Before you run it, predict which Looking at lines appear. The first five lines must now read Search for db-01, Looking at web-01, Looking at web-02, Looking at db-01, and Found db-01, so the search stops, and every other line stays the same. The loop looked at every server because the match came last, and break still ended it at the match. Change db-01 back to web-02 afterwards.</w:t>
       </w:r>
     </w:p>
     <w:p>
@@ -23359,10 +23332,7 @@
     </w:p>
     <w:p>
       <w:r>
-        <w:t>A loop writes work once and repeats it. A count-controlled for loop runs a known number of times, a condition-controlled while loop runs until its condition turns false, and a traversal visits every item in a list with the current item in its loop variable. A counter that changes on every pass shows where a loop is, and every pass must move the loop toward its end. break stops a loop at once, continue skips the rest of one pass, a do/while loop always runs at least once, and a nested loop runs its inner loo</w:t>
-      </w:r>
-      <w:r>
-        <w:t>p in full for every outer pass. A variable created inside a loop exists only there, except in Python. ++ and -- step a counter by 1, prefix or postfix deciding which value an expression sees, and += and -= change a value by any amount. Lesson 2.6 turns to text itself: inspecting, comparing, and changing strings.</w:t>
+        <w:t>A loop writes work once and repeats it. A count-controlled for loop runs a known number of times, a condition-controlled while loop runs until its condition turns false, and a traversal visits every item in a list with the current item in its loop variable. A counter that changes on every pass shows where a loop is, and every pass must move the loop toward its end. break stops a loop at once, continue skips the rest of one pass, a do/while loop always runs at least once, and a nested loop runs its inner loop in full for every outer pass. A variable created inside a loop exists only there, except in Python. ++ and -- step a counter by 1, prefix or postfix deciding which value an expression sees, and += and -= change a value by any amount. Lesson 2.6 turns to text itself: inspecting, comparing, and changing strings.</w:t>
       </w:r>
     </w:p>
     <w:sectPr>

--- a/Volume 1/Chapter 02 - Language Fundamentals/SPA_Vol1_Ch2_Lesson2_5_Loops.docx
+++ b/Volume 1/Chapter 02 - Language Fundamentals/SPA_Vol1_Ch2_Lesson2_5_Loops.docx
@@ -713,7 +713,10 @@
         <w:pStyle w:val="ListBullet"/>
       </w:pPr>
       <w:r>
-        <w:t>A second Basic program, Loop Control, demonstrates loop control on the same list: a search that prints each server it looks at and uses break to stop at web-02; a loop that uses continue to skip the disabled web-02 and keeps the last server checked in a variable created above the loop (block scope); a while loop and a do/while loop with 0 checks pending, which run 0 times and 1 time (Go and Python, which have no do/while, repeat until a break tested at the end of the block); and a nested loop that checks every server on ports 22 and 443.</w:t>
+        <w:t>A second Basic program, Loop Control, demonstrates loop control on the same list: a search that prints each server it looks at and uses break to stop at web-02; a loop that uses continue to skip the disabled web-02 and keeps the last server checked in a variable created above the loop (block scope); a while loop and a do/while loop with 0 checks pending, which run 0 times and 1 time (Go and Python, which have no do/while, repeat until a break tested at the end of the block); and a nested loop that checks ev</w:t>
+      </w:r>
+      <w:r>
+        <w:t>ery server on ports 22 and 443.</w:t>
       </w:r>
     </w:p>
     <w:p>
@@ -737,6 +740,7 @@
         <w:pStyle w:val="ListBullet"/>
       </w:pPr>
       <w:r>
+        <w:lastRenderedPageBreak/>
         <w:t>No input, collection changes, or error handling are introduced. Text is compared only for equality with one fixed name (C uses strcmp); comparing text is taught in Lesson 2.6.</w:t>
       </w:r>
     </w:p>
@@ -4239,7 +4243,10 @@
     </w:p>
     <w:p>
       <w:r>
-        <w:t>The production-minded version runs the same loops and prints the same loop report. It steps its counters the same way, and it leaves out the Step Operators demonstration and the loop-control program, which exist only to show how those operators and statements behave. It adds the habits that matter for loops: every number a loop tests is a named constant, so a condition reads as words, such as total capacity less than required capacity, and a plan changes in one place. A comment above the while loop states where it stops and why it always ends.</w:t>
+        <w:t>The production-minded version runs the same loops and prints the same loop report. It steps its counters the same way, and it leaves out the Step Operators demonstration and the loop-control program, which exist only to show how those operators and statements behave. It adds the habits that matter for loops: every number a loop tests is a named constant, so a condition reads as words, such as total capacity less than required capacity, and a plan changes in one place. A comment above the while loop states w</w:t>
+      </w:r>
+      <w:r>
+        <w:t>here it stops and why it always ends.</w:t>
       </w:r>
     </w:p>
     <w:p>
@@ -7541,7 +7548,10 @@
     </w:p>
     <w:p>
       <w:r>
-        <w:t>The production-minded version runs the same loops and prints the same loop report. It steps its counters the same way, and it leaves out the Step Operators demonstration and the loop-control program, which exist only to show how those operators and statements behave. It adds the habits that matter for loops: every number a loop tests is a named constant, so a condition reads as words, such as total capacity less than required capacity, and a plan changes in one place. A comment above the while loop states where it stops and why it always ends.</w:t>
+        <w:t>The production-minded version runs the same loops and prints the same loop report. It steps its counters the same way, and it leaves out the Step Operators demonstration and the loop-control program, which exist only to show how those operators and statements behave. It adds the habits that matter for loops: every number a loop tests is a named constant, so a condition reads as words, such as total capacity less than required capacity, and a plan changes in one place. A comment above the while loop states w</w:t>
+      </w:r>
+      <w:r>
+        <w:t>here it stops and why it always ends.</w:t>
       </w:r>
     </w:p>
     <w:p>
@@ -11016,7 +11026,10 @@
     </w:p>
     <w:p>
       <w:r>
-        <w:t>The production-minded version runs the same loops and prints the same loop report. It steps its counters the same way, and it leaves out the Step Operators demonstration and the loop-control program, which exist only to show how those operators and statements behave. It adds the habits that matter for loops: every number a loop tests is a named constant, so a condition reads as words, such as total capacity less than required capacity, and a plan changes in one place. A comment above the while loop states where it stops and why it always ends.</w:t>
+        <w:t>The production-minded version runs the same loops and prints the same loop report. It steps its counters the same way, and it leaves out the Step Operators demonstration and the loop-control program, which exist only to show how those operators and statements behave. It adds the habits that matter for loops: every number a loop tests is a named constant, so a condition reads as words, such as total capacity less than required capacity, and a plan changes in one place. A comment above the while loop states w</w:t>
+      </w:r>
+      <w:r>
+        <w:t>here it stops and why it always ends.</w:t>
       </w:r>
     </w:p>
     <w:p>
@@ -14458,7 +14471,10 @@
     </w:p>
     <w:p>
       <w:r>
-        <w:t>The production-minded version runs the same loops and prints the same loop report. It steps its counters the same way, and it leaves out the Step Operators demonstration and the loop-control program, which exist only to show how those operators and statements behave. It adds the habits that matter for loops: every number a loop tests is a named constant, so a condition reads as words, such as total capacity less than required capacity, and a plan changes in one place. A comment above the while loop states where it stops and why it always ends.</w:t>
+        <w:t>The production-minded version runs the same loops and prints the same loop report. It steps its counters the same way, and it leaves out the Step Operators demonstration and the loop-control program, which exist only to show how those operators and statements behave. It adds the habits that matter for loops: every number a loop tests is a named constant, so a condition reads as words, such as total capacity less than required capacity, and a plan changes in one place. A comment above the while loop states w</w:t>
+      </w:r>
+      <w:r>
+        <w:t>here it stops and why it always ends.</w:t>
       </w:r>
     </w:p>
     <w:p>
@@ -17568,7 +17584,10 @@
     </w:p>
     <w:p>
       <w:r>
-        <w:t>The production-minded version runs the same loops and prints the same loop report. It steps its counters the same way, and it leaves out the Step Operators demonstration and the loop-control program, which exist only to show how those operators and statements behave. It adds the habits that matter for loops: every number a loop tests is a named constant, so a condition reads as words, such as total capacity less than required capacity, and a plan changes in one place. A comment above the while loop states where it stops and why it always ends.</w:t>
+        <w:t>The production-minded version runs the same loops and prints the same loop report. It steps its counters the same way, and it leaves out the Step Operators demonstration and the loop-control program, which exist only to show how those operators and statements behave. It adds the habits that matter for loops: every number a loop tests is a named constant, so a condition reads as words, such as total capacity less than required capacity, and a plan changes in one place. A comment above the while loop states w</w:t>
+      </w:r>
+      <w:r>
+        <w:t>here it stops and why it always ends.</w:t>
       </w:r>
     </w:p>
     <w:p>
@@ -20805,7 +20824,10 @@
     </w:p>
     <w:p>
       <w:r>
-        <w:t>The production-minded version runs the same loops and prints the same loop report. It steps its counters the same way, and it leaves out the Step Operators demonstration and the loop-control program, which exist only to show how those operators and statements behave. It adds the habits that matter for loops: every number a loop tests is a named constant, so a condition reads as words, such as total capacity less than required capacity, and a plan changes in one place. A comment above the while loop states where it stops and why it always ends.</w:t>
+        <w:t>The production-minded version runs the same loops and prints the same loop report. It steps its counters the same way, and it leaves out the Step Operators demonstration and the loop-control program, which exist only to show how those operators and statements behave. It adds the habits that matter for loops: every number a loop tests is a named constant, so a condition reads as words, such as total capacity less than required capacity, and a plan changes in one place. A comment above the while loop states w</w:t>
+      </w:r>
+      <w:r>
+        <w:t>here it stops and why it always ends.</w:t>
       </w:r>
     </w:p>
     <w:p>
@@ -22485,7 +22507,10 @@
     </w:p>
     <w:p>
       <w:r>
-        <w:t>These loops are the repeating parts of both Chapter 2 projects. The Command-Line Survey Application uses loops for repeated questions: its questions will sit in a list, and the Server Checks loop, a traversal with a counter, is the loop that asks them one at a time, numbering each and calling read_answer from Lesson 2.3 for the current question. The System Information Utility lists what it finds in the same numbered way, such as the network adapters of Lesson 2.16. The while loop's shape, repeating while a condition stays true, and the do/while shape, asking once and then again while the answer is unusable, are how the survey will ask a question again until its answer can be used, once Lesson 2.11 can report a bad answer. A search that stops with break at the first match is how the projects find one item, such as one adapter by name, and continue is how they skip items that do not apply. Lesson 2.7 builds on the list itself: adding and removing items, and passing a list to a function.</w:t>
+        <w:t xml:space="preserve">These loops are the repeating parts of both Chapter 2 projects. The Command-Line Survey Application uses loops for repeated questions: its questions will sit in a list, and the Server Checks loop, a traversal with a counter, is the loop that asks them one at a time, numbering each and calling read_answer from Lesson 2.3 for the current question. The System Information Utility lists what it finds in the same numbered way, such as the network adapters of Lesson 2.16. The while loop's shape, repeating while a </w:t>
+      </w:r>
+      <w:r>
+        <w:t>condition stays true, and the do/while shape, asking once and then again while the answer is unusable, are how the survey will ask a question again until its answer can be used, once Lesson 2.11 can report a bad answer. A search that stops with break at the first match is how the projects find one item, such as one adapter by name, and continue is how they skip items that do not apply. Lesson 2.7 builds on the list itself: adding and removing items, and passing a list to a function.</w:t>
       </w:r>
     </w:p>
     <w:p>
@@ -22914,7 +22939,10 @@
     </w:p>
     <w:p>
       <w:r>
-        <w:t>Last, practise break in the Loop Control program. Change its search to look for db-01 instead of web-02 in three places: the Search heading, the search loop's comparison, and its Found line; leave the skip loop's web-02 alone. Before you run it, predict which Looking at lines appear. The first five lines must now read Search for db-01, Looking at web-01, Looking at web-02, Looking at db-01, and Found db-01, so the search stops, and every other line stays the same. The loop looked at every server because the match came last, and break still ended it at the match. Change db-01 back to web-02 afterwards.</w:t>
+        <w:t>Last, practise break in the Loop Control program. Change its search to look for db-01 instead of web-02 in three places: the Search heading, the search loop's comparison, and its Found line; leave the skip loop's web-02 alone. Before you run it, predict which Looking at lines appear. The first five lines must now read Search for db-01, Looking at web-01, Looking at web-02, Looking at db-01, and Found db-01, so the search stops, and every other line stays the same. The loop looked at every server because the</w:t>
+      </w:r>
+      <w:r>
+        <w:t xml:space="preserve"> match came last, and break still ended it at the match. Change db-01 back to web-02 afterwards.</w:t>
       </w:r>
     </w:p>
     <w:p>
@@ -23332,7 +23360,10 @@
     </w:p>
     <w:p>
       <w:r>
-        <w:t>A loop writes work once and repeats it. A count-controlled for loop runs a known number of times, a condition-controlled while loop runs until its condition turns false, and a traversal visits every item in a list with the current item in its loop variable. A counter that changes on every pass shows where a loop is, and every pass must move the loop toward its end. break stops a loop at once, continue skips the rest of one pass, a do/while loop always runs at least once, and a nested loop runs its inner loop in full for every outer pass. A variable created inside a loop exists only there, except in Python. ++ and -- step a counter by 1, prefix or postfix deciding which value an expression sees, and += and -= change a value by any amount. Lesson 2.6 turns to text itself: inspecting, comparing, and changing strings.</w:t>
+        <w:t>A loop writes work once and repeats it. A count-controlled for loop runs a known number of times, a condition-controlled while loop runs until its condition turns false, and a traversal visits every item in a list with the current item in its loop variable. A counter that changes on every pass shows where a loop is, and every pass must move the loop toward its end. break stops a loop at once, continue skips the rest of one pass, a do/while loop always runs at least once, and a nested loop runs its inner loo</w:t>
+      </w:r>
+      <w:r>
+        <w:t>p in full for every outer pass. A variable created inside a loop exists only there, except in Python. ++ and -- step a counter by 1, prefix or postfix deciding which value an expression sees, and += and -= change a value by any amount. Lesson 2.6 turns to text itself: inspecting, comparing, and changing strings.</w:t>
       </w:r>
     </w:p>
     <w:sectPr>
@@ -23518,31 +23549,31 @@
       </w:rPr>
     </w:lvl>
   </w:abstractNum>
-  <w:num w:numId="1" w16cid:durableId="149296929">
+  <w:num w:numId="1" w16cid:durableId="1022559816">
     <w:abstractNumId w:val="8"/>
   </w:num>
-  <w:num w:numId="2" w16cid:durableId="346366473">
+  <w:num w:numId="2" w16cid:durableId="98985488">
     <w:abstractNumId w:val="6"/>
   </w:num>
-  <w:num w:numId="3" w16cid:durableId="1969508681">
+  <w:num w:numId="3" w16cid:durableId="1341352455">
     <w:abstractNumId w:val="5"/>
   </w:num>
-  <w:num w:numId="4" w16cid:durableId="1893497306">
+  <w:num w:numId="4" w16cid:durableId="967660097">
     <w:abstractNumId w:val="4"/>
   </w:num>
-  <w:num w:numId="5" w16cid:durableId="997272590">
+  <w:num w:numId="5" w16cid:durableId="457987924">
     <w:abstractNumId w:val="7"/>
   </w:num>
-  <w:num w:numId="6" w16cid:durableId="1562860113">
+  <w:num w:numId="6" w16cid:durableId="632519625">
     <w:abstractNumId w:val="3"/>
   </w:num>
-  <w:num w:numId="7" w16cid:durableId="493883639">
+  <w:num w:numId="7" w16cid:durableId="321206035">
     <w:abstractNumId w:val="2"/>
   </w:num>
-  <w:num w:numId="8" w16cid:durableId="226720605">
+  <w:num w:numId="8" w16cid:durableId="1871869756">
     <w:abstractNumId w:val="1"/>
   </w:num>
-  <w:num w:numId="9" w16cid:durableId="1437170699">
+  <w:num w:numId="9" w16cid:durableId="276985732">
     <w:abstractNumId w:val="0"/>
   </w:num>
 </w:numbering>
